--- a/Course/1 Component 1 - Computer Systems/1.1 Processors, Input, Output and Storage/00 Topic Resources/1 Knowledge Organiser (editable).docx
+++ b/Course/1 Component 1 - Computer Systems/1.1 Processors, Input, Output and Storage/00 Topic Resources/1 Knowledge Organiser (editable).docx
@@ -7,12 +7,17 @@
         <w:pStyle w:val="Heading1"/>
       </w:pPr>
       <w:r>
+        <w:rPr>
+          <w:b w:val="0"/>
+          <w:i w:val="0"/>
+        </w:rPr>
         <w:t>Knowledge Organiser — 1.1 Processors, Input, Output &amp; Storage</w:t>
       </w:r>
     </w:p>
     <w:p>
       <w:r>
         <w:rPr>
+          <w:b w:val="0"/>
           <w:i/>
         </w:rPr>
         <w:t>OCR A Level Computer Science (H446) — Component 01, Section 1.1 (1.1.1 processor, 1.1.2 processor types, 1.1.3 I/O &amp; storage).</w:t>
@@ -30,6 +35,10 @@
         <w:pStyle w:val="Heading2"/>
       </w:pPr>
       <w:r>
+        <w:rPr>
+          <w:b w:val="0"/>
+          <w:i w:val="0"/>
+        </w:rPr>
         <w:t>Processor components &amp; registers</w:t>
       </w:r>
     </w:p>
@@ -40,10 +49,15 @@
       <w:r>
         <w:rPr>
           <w:b/>
+          <w:i w:val="0"/>
         </w:rPr>
         <w:t>ALU</w:t>
       </w:r>
       <w:r>
+        <w:rPr>
+          <w:b w:val="0"/>
+          <w:i w:val="0"/>
+        </w:rPr>
         <w:t xml:space="preserve"> — arithmetic (+ − × ÷), logic (AND/OR/NOT, compare) and shifts; result → ACC.</w:t>
       </w:r>
     </w:p>
@@ -54,10 +68,15 @@
       <w:r>
         <w:rPr>
           <w:b/>
+          <w:i w:val="0"/>
         </w:rPr>
         <w:t>Control Unit (CU)</w:t>
       </w:r>
       <w:r>
+        <w:rPr>
+          <w:b w:val="0"/>
+          <w:i w:val="0"/>
+        </w:rPr>
         <w:t xml:space="preserve"> — decodes instructions, generates control signals, manages data flow on buses, synchronises with the clock.</w:t>
       </w:r>
     </w:p>
@@ -87,6 +106,7 @@
             <w:r>
               <w:rPr>
                 <w:b/>
+                <w:i w:val="0"/>
               </w:rPr>
               <w:t>Register</w:t>
             </w:r>
@@ -106,6 +126,7 @@
             <w:r>
               <w:rPr>
                 <w:b/>
+                <w:i w:val="0"/>
               </w:rPr>
               <w:t>Full name</w:t>
             </w:r>
@@ -125,6 +146,7 @@
             <w:r>
               <w:rPr>
                 <w:b/>
+                <w:i w:val="0"/>
               </w:rPr>
               <w:t>Role</w:t>
             </w:r>
@@ -141,6 +163,7 @@
             <w:r>
               <w:rPr>
                 <w:b/>
+                <w:i w:val="0"/>
               </w:rPr>
               <w:t>PC</w:t>
             </w:r>
@@ -153,6 +176,10 @@
           <w:p>
             <w:r/>
             <w:r>
+              <w:rPr>
+                <w:b w:val="0"/>
+                <w:i w:val="0"/>
+              </w:rPr>
               <w:t>Program Counter</w:t>
             </w:r>
           </w:p>
@@ -164,15 +191,24 @@
           <w:p>
             <w:r/>
             <w:r>
+              <w:rPr>
+                <w:b w:val="0"/>
+                <w:i w:val="0"/>
+              </w:rPr>
               <w:t xml:space="preserve">Address of the </w:t>
             </w:r>
             <w:r>
               <w:rPr>
                 <w:b/>
+                <w:i w:val="0"/>
               </w:rPr>
               <w:t>next</w:t>
             </w:r>
             <w:r>
+              <w:rPr>
+                <w:b w:val="0"/>
+                <w:i w:val="0"/>
+              </w:rPr>
               <w:t xml:space="preserve"> instruction; incremented each cycle</w:t>
             </w:r>
           </w:p>
@@ -188,6 +224,7 @@
             <w:r>
               <w:rPr>
                 <w:b/>
+                <w:i w:val="0"/>
               </w:rPr>
               <w:t>MAR</w:t>
             </w:r>
@@ -200,6 +237,10 @@
           <w:p>
             <w:r/>
             <w:r>
+              <w:rPr>
+                <w:b w:val="0"/>
+                <w:i w:val="0"/>
+              </w:rPr>
               <w:t>Memory Address Register</w:t>
             </w:r>
           </w:p>
@@ -213,10 +254,15 @@
             <w:r>
               <w:rPr>
                 <w:b/>
+                <w:i w:val="0"/>
               </w:rPr>
               <w:t>Address</w:t>
             </w:r>
             <w:r>
+              <w:rPr>
+                <w:b w:val="0"/>
+                <w:i w:val="0"/>
+              </w:rPr>
               <w:t xml:space="preserve"> of location to read/write</w:t>
             </w:r>
           </w:p>
@@ -232,6 +278,7 @@
             <w:r>
               <w:rPr>
                 <w:b/>
+                <w:i w:val="0"/>
               </w:rPr>
               <w:t>MDR</w:t>
             </w:r>
@@ -244,6 +291,10 @@
           <w:p>
             <w:r/>
             <w:r>
+              <w:rPr>
+                <w:b w:val="0"/>
+                <w:i w:val="0"/>
+              </w:rPr>
               <w:t>Memory Data Register</w:t>
             </w:r>
           </w:p>
@@ -257,10 +308,15 @@
             <w:r>
               <w:rPr>
                 <w:b/>
+                <w:i w:val="0"/>
               </w:rPr>
               <w:t>Data/instruction</w:t>
             </w:r>
             <w:r>
+              <w:rPr>
+                <w:b w:val="0"/>
+                <w:i w:val="0"/>
+              </w:rPr>
               <w:t xml:space="preserve"> just fetched or about to be written</w:t>
             </w:r>
           </w:p>
@@ -276,6 +332,7 @@
             <w:r>
               <w:rPr>
                 <w:b/>
+                <w:i w:val="0"/>
               </w:rPr>
               <w:t>CIR</w:t>
             </w:r>
@@ -288,6 +345,10 @@
           <w:p>
             <w:r/>
             <w:r>
+              <w:rPr>
+                <w:b w:val="0"/>
+                <w:i w:val="0"/>
+              </w:rPr>
               <w:t>Current Instruction Register</w:t>
             </w:r>
           </w:p>
@@ -299,15 +360,24 @@
           <w:p>
             <w:r/>
             <w:r>
+              <w:rPr>
+                <w:b w:val="0"/>
+                <w:i w:val="0"/>
+              </w:rPr>
               <w:t xml:space="preserve">Holds </w:t>
             </w:r>
             <w:r>
               <w:rPr>
                 <w:b/>
+                <w:i w:val="0"/>
               </w:rPr>
               <w:t>current</w:t>
             </w:r>
             <w:r>
+              <w:rPr>
+                <w:b w:val="0"/>
+                <w:i w:val="0"/>
+              </w:rPr>
               <w:t xml:space="preserve"> instruction while decoded/executed</w:t>
             </w:r>
           </w:p>
@@ -323,6 +393,7 @@
             <w:r>
               <w:rPr>
                 <w:b/>
+                <w:i w:val="0"/>
               </w:rPr>
               <w:t>ACC</w:t>
             </w:r>
@@ -335,6 +406,10 @@
           <w:p>
             <w:r/>
             <w:r>
+              <w:rPr>
+                <w:b w:val="0"/>
+                <w:i w:val="0"/>
+              </w:rPr>
               <w:t>Accumulator</w:t>
             </w:r>
           </w:p>
@@ -346,15 +421,24 @@
           <w:p>
             <w:r/>
             <w:r>
+              <w:rPr>
+                <w:b w:val="0"/>
+                <w:i w:val="0"/>
+              </w:rPr>
               <w:t xml:space="preserve">Stores </w:t>
             </w:r>
             <w:r>
               <w:rPr>
                 <w:b/>
+                <w:i w:val="0"/>
               </w:rPr>
               <w:t>immediate result</w:t>
             </w:r>
             <w:r>
+              <w:rPr>
+                <w:b w:val="0"/>
+                <w:i w:val="0"/>
+              </w:rPr>
               <w:t xml:space="preserve"> of ALU calculations</w:t>
             </w:r>
           </w:p>
@@ -365,6 +449,7 @@
     <w:p>
       <w:r>
         <w:rPr>
+          <w:b w:val="0"/>
           <w:i/>
         </w:rPr>
         <w:t>MAR width → max addressable locations (2ⁿ). MDR width ≈ data bus width (throughput/fetch).</w:t>
@@ -375,6 +460,10 @@
         <w:pStyle w:val="Heading2"/>
       </w:pPr>
       <w:r>
+        <w:rPr>
+          <w:b w:val="0"/>
+          <w:i w:val="0"/>
+        </w:rPr>
         <w:t>Buses</w:t>
       </w:r>
     </w:p>
@@ -404,6 +493,7 @@
             <w:r>
               <w:rPr>
                 <w:b/>
+                <w:i w:val="0"/>
               </w:rPr>
               <w:t>Bus</w:t>
             </w:r>
@@ -423,6 +513,7 @@
             <w:r>
               <w:rPr>
                 <w:b/>
+                <w:i w:val="0"/>
               </w:rPr>
               <w:t>Direction</w:t>
             </w:r>
@@ -442,6 +533,7 @@
             <w:r>
               <w:rPr>
                 <w:b/>
+                <w:i w:val="0"/>
               </w:rPr>
               <w:t>Carries</w:t>
             </w:r>
@@ -458,6 +550,7 @@
             <w:r>
               <w:rPr>
                 <w:b/>
+                <w:i w:val="0"/>
               </w:rPr>
               <w:t>Address</w:t>
             </w:r>
@@ -472,10 +565,15 @@
             <w:r>
               <w:rPr>
                 <w:b/>
+                <w:i w:val="0"/>
               </w:rPr>
               <w:t>Unidirectional</w:t>
             </w:r>
             <w:r>
+              <w:rPr>
+                <w:b w:val="0"/>
+                <w:i w:val="0"/>
+              </w:rPr>
               <w:t xml:space="preserve"> (CPU→mem)</w:t>
             </w:r>
           </w:p>
@@ -487,6 +585,10 @@
           <w:p>
             <w:r/>
             <w:r>
+              <w:rPr>
+                <w:b w:val="0"/>
+                <w:i w:val="0"/>
+              </w:rPr>
               <w:t>Memory address (width → 2ⁿ addressable)</w:t>
             </w:r>
           </w:p>
@@ -502,6 +604,7 @@
             <w:r>
               <w:rPr>
                 <w:b/>
+                <w:i w:val="0"/>
               </w:rPr>
               <w:t>Data</w:t>
             </w:r>
@@ -516,6 +619,7 @@
             <w:r>
               <w:rPr>
                 <w:b/>
+                <w:i w:val="0"/>
               </w:rPr>
               <w:t>Bidirectional</w:t>
             </w:r>
@@ -528,6 +632,10 @@
           <w:p>
             <w:r/>
             <w:r>
+              <w:rPr>
+                <w:b w:val="0"/>
+                <w:i w:val="0"/>
+              </w:rPr>
               <w:t>Data/instructions</w:t>
             </w:r>
           </w:p>
@@ -543,6 +651,7 @@
             <w:r>
               <w:rPr>
                 <w:b/>
+                <w:i w:val="0"/>
               </w:rPr>
               <w:t>Control</w:t>
             </w:r>
@@ -557,6 +666,7 @@
             <w:r>
               <w:rPr>
                 <w:b/>
+                <w:i w:val="0"/>
               </w:rPr>
               <w:t>Bidirectional</w:t>
             </w:r>
@@ -569,6 +679,10 @@
           <w:p>
             <w:r/>
             <w:r>
+              <w:rPr>
+                <w:b w:val="0"/>
+                <w:i w:val="0"/>
+              </w:rPr>
               <w:t>Control signals (read/write, clock, interrupt, bus request)</w:t>
             </w:r>
           </w:p>
@@ -581,6 +695,10 @@
         <w:pStyle w:val="Heading2"/>
       </w:pPr>
       <w:r>
+        <w:rPr>
+          <w:b w:val="0"/>
+          <w:i w:val="0"/>
+        </w:rPr>
         <w:t>Fetch–Decode–Execute cycle</w:t>
       </w:r>
     </w:p>
@@ -588,6 +706,7 @@
       <w:r>
         <w:rPr>
           <w:b/>
+          <w:i w:val="0"/>
         </w:rPr>
         <w:t>FETCH</w:t>
       </w:r>
@@ -599,10 +718,15 @@
       <w:r>
         <w:rPr>
           <w:b/>
+          <w:i w:val="0"/>
         </w:rPr>
         <w:t>PC → MAR</w:t>
       </w:r>
       <w:r>
+        <w:rPr>
+          <w:b w:val="0"/>
+          <w:i w:val="0"/>
+        </w:rPr>
         <w:t xml:space="preserve"> (address copied)</w:t>
       </w:r>
     </w:p>
@@ -611,20 +735,30 @@
         <w:pStyle w:val="ListNumber"/>
       </w:pPr>
       <w:r>
+        <w:rPr>
+          <w:b w:val="0"/>
+          <w:i w:val="0"/>
+        </w:rPr>
         <w:t xml:space="preserve">Read signal on </w:t>
       </w:r>
       <w:r>
         <w:rPr>
           <w:b/>
+          <w:i w:val="0"/>
         </w:rPr>
         <w:t>control bus</w:t>
       </w:r>
       <w:r>
+        <w:rPr>
+          <w:b w:val="0"/>
+          <w:i w:val="0"/>
+        </w:rPr>
         <w:t xml:space="preserve">; instruction returns via </w:t>
       </w:r>
       <w:r>
         <w:rPr>
           <w:b/>
+          <w:i w:val="0"/>
         </w:rPr>
         <w:t>data bus → MDR</w:t>
       </w:r>
@@ -636,10 +770,15 @@
       <w:r>
         <w:rPr>
           <w:b/>
+          <w:i w:val="0"/>
         </w:rPr>
         <w:t>PC := PC + 1</w:t>
       </w:r>
       <w:r>
+        <w:rPr>
+          <w:b w:val="0"/>
+          <w:i w:val="0"/>
+        </w:rPr>
         <w:t xml:space="preserve"> (incremented)</w:t>
       </w:r>
     </w:p>
@@ -650,6 +789,7 @@
       <w:r>
         <w:rPr>
           <w:b/>
+          <w:i w:val="0"/>
         </w:rPr>
         <w:t>MDR → CIR</w:t>
       </w:r>
@@ -658,28 +798,43 @@
       <w:r>
         <w:rPr>
           <w:b/>
+          <w:i w:val="0"/>
         </w:rPr>
         <w:t>DECODE</w:t>
       </w:r>
       <w:r>
+        <w:rPr>
+          <w:b w:val="0"/>
+          <w:i w:val="0"/>
+        </w:rPr>
         <w:t xml:space="preserve"> — CU splits CIR into </w:t>
       </w:r>
       <w:r>
         <w:rPr>
           <w:b/>
+          <w:i w:val="0"/>
         </w:rPr>
         <w:t>opcode</w:t>
       </w:r>
       <w:r>
+        <w:rPr>
+          <w:b w:val="0"/>
+          <w:i w:val="0"/>
+        </w:rPr>
         <w:t xml:space="preserve"> (operation) + </w:t>
       </w:r>
       <w:r>
         <w:rPr>
           <w:b/>
+          <w:i w:val="0"/>
         </w:rPr>
         <w:t>operand</w:t>
       </w:r>
       <w:r>
+        <w:rPr>
+          <w:b w:val="0"/>
+          <w:i w:val="0"/>
+        </w:rPr>
         <w:t xml:space="preserve"> (data/address).</w:t>
       </w:r>
     </w:p>
@@ -687,25 +842,36 @@
       <w:r>
         <w:rPr>
           <w:b/>
+          <w:i w:val="0"/>
         </w:rPr>
         <w:t>EXECUTE</w:t>
       </w:r>
       <w:r>
+        <w:rPr>
+          <w:b w:val="0"/>
+          <w:i w:val="0"/>
+        </w:rPr>
         <w:t xml:space="preserve"> — carry out: ALU op (result → ACC) / load–store memory / </w:t>
       </w:r>
       <w:r>
         <w:rPr>
           <w:b/>
+          <w:i w:val="0"/>
         </w:rPr>
         <w:t>jump</w:t>
       </w:r>
       <w:r>
+        <w:rPr>
+          <w:b w:val="0"/>
+          <w:i w:val="0"/>
+        </w:rPr>
         <w:t xml:space="preserve"> (new address written to PC). Repeat.</w:t>
       </w:r>
     </w:p>
     <w:p>
       <w:r>
         <w:rPr>
+          <w:b w:val="0"/>
           <w:i/>
         </w:rPr>
         <w:t>Jump/branch = writes new address into PC during execute → causes pipeline branch hazards.</w:t>
@@ -716,6 +882,10 @@
         <w:pStyle w:val="Heading2"/>
       </w:pPr>
       <w:r>
+        <w:rPr>
+          <w:b w:val="0"/>
+          <w:i w:val="0"/>
+        </w:rPr>
         <w:t>Factors affecting CPU performance</w:t>
       </w:r>
     </w:p>
@@ -744,6 +914,7 @@
             <w:r>
               <w:rPr>
                 <w:b/>
+                <w:i w:val="0"/>
               </w:rPr>
               <w:t>Factor</w:t>
             </w:r>
@@ -763,6 +934,7 @@
             <w:r>
               <w:rPr>
                 <w:b/>
+                <w:i w:val="0"/>
               </w:rPr>
               <w:t>Effect</w:t>
             </w:r>
@@ -779,10 +951,15 @@
             <w:r>
               <w:rPr>
                 <w:b/>
+                <w:i w:val="0"/>
               </w:rPr>
               <w:t>Clock speed</w:t>
             </w:r>
             <w:r>
+              <w:rPr>
+                <w:b w:val="0"/>
+                <w:i w:val="0"/>
+              </w:rPr>
               <w:t xml:space="preserve"> (Hz)</w:t>
             </w:r>
           </w:p>
@@ -794,6 +971,10 @@
           <w:p>
             <w:r/>
             <w:r>
+              <w:rPr>
+                <w:b w:val="0"/>
+                <w:i w:val="0"/>
+              </w:rPr>
               <w:t>Pulses/sec sync the CPU; higher = more FDE cycles/sec. Limited by heat &amp; power</w:t>
             </w:r>
           </w:p>
@@ -809,6 +990,7 @@
             <w:r>
               <w:rPr>
                 <w:b/>
+                <w:i w:val="0"/>
               </w:rPr>
               <w:t>Cores</w:t>
             </w:r>
@@ -821,11 +1003,16 @@
           <w:p>
             <w:r/>
             <w:r>
+              <w:rPr>
+                <w:b w:val="0"/>
+                <w:i w:val="0"/>
+              </w:rPr>
               <w:t xml:space="preserve">Independent units, each own FDE; multicore runs instructions simultaneously — </w:t>
             </w:r>
             <w:r>
               <w:rPr>
                 <w:b/>
+                <w:i w:val="0"/>
               </w:rPr>
               <w:t>only if task parallelisable &amp; software supports it</w:t>
             </w:r>
@@ -842,6 +1029,7 @@
             <w:r>
               <w:rPr>
                 <w:b/>
+                <w:i w:val="0"/>
               </w:rPr>
               <w:t>Cache</w:t>
             </w:r>
@@ -854,15 +1042,24 @@
           <w:p>
             <w:r/>
             <w:r>
+              <w:rPr>
+                <w:b w:val="0"/>
+                <w:i w:val="0"/>
+              </w:rPr>
               <w:t xml:space="preserve">Small very-fast memory </w:t>
             </w:r>
             <w:r>
               <w:rPr>
                 <w:b/>
+                <w:i w:val="0"/>
               </w:rPr>
               <w:t>on/near CPU</w:t>
             </w:r>
             <w:r>
+              <w:rPr>
+                <w:b w:val="0"/>
+                <w:i w:val="0"/>
+              </w:rPr>
               <w:t xml:space="preserve"> holding frequent/recent data → fewer slow RAM fetches. Cache miss = slow fetch</w:t>
             </w:r>
           </w:p>
@@ -878,6 +1075,7 @@
             <w:r>
               <w:rPr>
                 <w:b/>
+                <w:i w:val="0"/>
               </w:rPr>
               <w:t>Pipelining</w:t>
             </w:r>
@@ -890,6 +1088,10 @@
           <w:p>
             <w:r/>
             <w:r>
+              <w:rPr>
+                <w:b w:val="0"/>
+                <w:i w:val="0"/>
+              </w:rPr>
               <w:t>Overlaps fetch/decode/execute of consecutive instructions → higher throughput</w:t>
             </w:r>
           </w:p>
@@ -901,43 +1103,64 @@
       <w:r>
         <w:rPr>
           <w:b/>
+          <w:i w:val="0"/>
         </w:rPr>
         <w:t>Cache levels:</w:t>
       </w:r>
       <w:r>
+        <w:rPr>
+          <w:b w:val="0"/>
+          <w:i w:val="0"/>
+        </w:rPr>
         <w:t xml:space="preserve"> </w:t>
       </w:r>
       <w:r>
         <w:rPr>
           <w:b/>
+          <w:i w:val="0"/>
         </w:rPr>
         <w:t>L1</w:t>
       </w:r>
       <w:r>
+        <w:rPr>
+          <w:b w:val="0"/>
+          <w:i w:val="0"/>
+        </w:rPr>
         <w:t xml:space="preserve"> fastest/smallest (on core) → </w:t>
       </w:r>
       <w:r>
         <w:rPr>
           <w:b/>
+          <w:i w:val="0"/>
         </w:rPr>
         <w:t>L2</w:t>
       </w:r>
       <w:r>
+        <w:rPr>
+          <w:b w:val="0"/>
+          <w:i w:val="0"/>
+        </w:rPr>
         <w:t xml:space="preserve"> larger/slower → </w:t>
       </w:r>
       <w:r>
         <w:rPr>
           <w:b/>
+          <w:i w:val="0"/>
         </w:rPr>
         <w:t>L3</w:t>
       </w:r>
       <w:r>
+        <w:rPr>
+          <w:b w:val="0"/>
+          <w:i w:val="0"/>
+        </w:rPr>
         <w:t xml:space="preserve"> largest/slowest (often shared, still &gt; RAM). Check order: L1→L2→L3→RAM.</w:t>
       </w:r>
     </w:p>
     <w:p>
       <w:r>
         <w:rPr>
+          <w:b w:val="0"/>
           <w:i/>
         </w:rPr>
         <w:t>Pipeline hazards: branch (flush prefetched) &amp; data (needs in-flight result); fixed by branch prediction / out-of-order execution.</w:t>
@@ -955,6 +1178,10 @@
         <w:pStyle w:val="Heading2"/>
       </w:pPr>
       <w:r>
+        <w:rPr>
+          <w:b w:val="0"/>
+          <w:i w:val="0"/>
+        </w:rPr>
         <w:t>Von Neumann vs Harvard</w:t>
       </w:r>
     </w:p>
@@ -997,6 +1224,7 @@
             <w:r>
               <w:rPr>
                 <w:b/>
+                <w:i w:val="0"/>
               </w:rPr>
               <w:t>Von Neumann</w:t>
             </w:r>
@@ -1016,6 +1244,7 @@
             <w:r>
               <w:rPr>
                 <w:b/>
+                <w:i w:val="0"/>
               </w:rPr>
               <w:t>Harvard</w:t>
             </w:r>
@@ -1030,6 +1259,10 @@
           <w:p>
             <w:r/>
             <w:r>
+              <w:rPr>
+                <w:b w:val="0"/>
+                <w:i w:val="0"/>
+              </w:rPr>
               <w:t>Memory</w:t>
             </w:r>
           </w:p>
@@ -1043,10 +1276,15 @@
             <w:r>
               <w:rPr>
                 <w:b/>
+                <w:i w:val="0"/>
               </w:rPr>
               <w:t>One</w:t>
             </w:r>
             <w:r>
+              <w:rPr>
+                <w:b w:val="0"/>
+                <w:i w:val="0"/>
+              </w:rPr>
               <w:t xml:space="preserve"> shared (data + instructions)</w:t>
             </w:r>
           </w:p>
@@ -1060,10 +1298,15 @@
             <w:r>
               <w:rPr>
                 <w:b/>
+                <w:i w:val="0"/>
               </w:rPr>
               <w:t>Separate</w:t>
             </w:r>
             <w:r>
+              <w:rPr>
+                <w:b w:val="0"/>
+                <w:i w:val="0"/>
+              </w:rPr>
               <w:t xml:space="preserve"> for data &amp; instructions</w:t>
             </w:r>
           </w:p>
@@ -1077,6 +1320,10 @@
           <w:p>
             <w:r/>
             <w:r>
+              <w:rPr>
+                <w:b w:val="0"/>
+                <w:i w:val="0"/>
+              </w:rPr>
               <w:t>Buses</w:t>
             </w:r>
           </w:p>
@@ -1088,6 +1335,10 @@
           <w:p>
             <w:r/>
             <w:r>
+              <w:rPr>
+                <w:b w:val="0"/>
+                <w:i w:val="0"/>
+              </w:rPr>
               <w:t>Shared</w:t>
             </w:r>
           </w:p>
@@ -1099,6 +1350,10 @@
           <w:p>
             <w:r/>
             <w:r>
+              <w:rPr>
+                <w:b w:val="0"/>
+                <w:i w:val="0"/>
+              </w:rPr>
               <w:t>Separate</w:t>
             </w:r>
           </w:p>
@@ -1112,6 +1367,10 @@
           <w:p>
             <w:r/>
             <w:r>
+              <w:rPr>
+                <w:b w:val="0"/>
+                <w:i w:val="0"/>
+              </w:rPr>
               <w:t>Access</w:t>
             </w:r>
           </w:p>
@@ -1123,15 +1382,24 @@
           <w:p>
             <w:r/>
             <w:r>
+              <w:rPr>
+                <w:b w:val="0"/>
+                <w:i w:val="0"/>
+              </w:rPr>
               <w:t>Can't fetch + read data at once (</w:t>
             </w:r>
             <w:r>
               <w:rPr>
                 <w:b/>
+                <w:i w:val="0"/>
               </w:rPr>
               <w:t>bottleneck</w:t>
             </w:r>
             <w:r>
+              <w:rPr>
+                <w:b w:val="0"/>
+                <w:i w:val="0"/>
+              </w:rPr>
               <w:t>)</w:t>
             </w:r>
           </w:p>
@@ -1143,6 +1411,10 @@
           <w:p>
             <w:r/>
             <w:r>
+              <w:rPr>
+                <w:b w:val="0"/>
+                <w:i w:val="0"/>
+              </w:rPr>
               <w:t>Simultaneous instruction fetch + data access</w:t>
             </w:r>
           </w:p>
@@ -1156,6 +1428,10 @@
           <w:p>
             <w:r/>
             <w:r>
+              <w:rPr>
+                <w:b w:val="0"/>
+                <w:i w:val="0"/>
+              </w:rPr>
               <w:t>Cost</w:t>
             </w:r>
           </w:p>
@@ -1167,6 +1443,10 @@
           <w:p>
             <w:r/>
             <w:r>
+              <w:rPr>
+                <w:b w:val="0"/>
+                <w:i w:val="0"/>
+              </w:rPr>
               <w:t>Simpler/cheaper/flexible</w:t>
             </w:r>
           </w:p>
@@ -1178,6 +1458,10 @@
           <w:p>
             <w:r/>
             <w:r>
+              <w:rPr>
+                <w:b w:val="0"/>
+                <w:i w:val="0"/>
+              </w:rPr>
               <w:t>Complex/costly</w:t>
             </w:r>
           </w:p>
@@ -1191,6 +1475,10 @@
           <w:p>
             <w:r/>
             <w:r>
+              <w:rPr>
+                <w:b w:val="0"/>
+                <w:i w:val="0"/>
+              </w:rPr>
               <w:t>Use</w:t>
             </w:r>
           </w:p>
@@ -1202,6 +1490,10 @@
           <w:p>
             <w:r/>
             <w:r>
+              <w:rPr>
+                <w:b w:val="0"/>
+                <w:i w:val="0"/>
+              </w:rPr>
               <w:t>General-purpose PCs/laptops</w:t>
             </w:r>
           </w:p>
@@ -1213,6 +1505,10 @@
           <w:p>
             <w:r/>
             <w:r>
+              <w:rPr>
+                <w:b w:val="0"/>
+                <w:i w:val="0"/>
+              </w:rPr>
               <w:t>Embedded, microcontrollers, DSPs</w:t>
             </w:r>
           </w:p>
@@ -1223,6 +1519,7 @@
     <w:p>
       <w:r>
         <w:rPr>
+          <w:b w:val="0"/>
           <w:i/>
         </w:rPr>
         <w:t>Modern CPUs = hybrid (modified Harvard): unified main memory but split L1 instruction/data cache.</w:t>
@@ -1233,6 +1530,10 @@
         <w:pStyle w:val="Heading2"/>
       </w:pPr>
       <w:r>
+        <w:rPr>
+          <w:b w:val="0"/>
+          <w:i w:val="0"/>
+        </w:rPr>
         <w:t>CISC vs RISC</w:t>
       </w:r>
     </w:p>
@@ -1275,6 +1576,7 @@
             <w:r>
               <w:rPr>
                 <w:b/>
+                <w:i w:val="0"/>
               </w:rPr>
               <w:t>CISC</w:t>
             </w:r>
@@ -1294,6 +1596,7 @@
             <w:r>
               <w:rPr>
                 <w:b/>
+                <w:i w:val="0"/>
               </w:rPr>
               <w:t>RISC</w:t>
             </w:r>
@@ -1308,6 +1611,10 @@
           <w:p>
             <w:r/>
             <w:r>
+              <w:rPr>
+                <w:b w:val="0"/>
+                <w:i w:val="0"/>
+              </w:rPr>
               <w:t>Instructions</w:t>
             </w:r>
           </w:p>
@@ -1319,6 +1626,10 @@
           <w:p>
             <w:r/>
             <w:r>
+              <w:rPr>
+                <w:b w:val="0"/>
+                <w:i w:val="0"/>
+              </w:rPr>
               <w:t>Many, complex</w:t>
             </w:r>
           </w:p>
@@ -1330,6 +1641,10 @@
           <w:p>
             <w:r/>
             <w:r>
+              <w:rPr>
+                <w:b w:val="0"/>
+                <w:i w:val="0"/>
+              </w:rPr>
               <w:t>Few, simple</w:t>
             </w:r>
           </w:p>
@@ -1343,6 +1658,10 @@
           <w:p>
             <w:r/>
             <w:r>
+              <w:rPr>
+                <w:b w:val="0"/>
+                <w:i w:val="0"/>
+              </w:rPr>
               <w:t>Length</w:t>
             </w:r>
           </w:p>
@@ -1354,6 +1673,10 @@
           <w:p>
             <w:r/>
             <w:r>
+              <w:rPr>
+                <w:b w:val="0"/>
+                <w:i w:val="0"/>
+              </w:rPr>
               <w:t>Variable, multi-cycle</w:t>
             </w:r>
           </w:p>
@@ -1365,6 +1688,10 @@
           <w:p>
             <w:r/>
             <w:r>
+              <w:rPr>
+                <w:b w:val="0"/>
+                <w:i w:val="0"/>
+              </w:rPr>
               <w:t>Fixed, aim 1/cycle</w:t>
             </w:r>
           </w:p>
@@ -1378,6 +1705,10 @@
           <w:p>
             <w:r/>
             <w:r>
+              <w:rPr>
+                <w:b w:val="0"/>
+                <w:i w:val="0"/>
+              </w:rPr>
               <w:t>Complexity in</w:t>
             </w:r>
           </w:p>
@@ -1391,6 +1722,7 @@
             <w:r>
               <w:rPr>
                 <w:b/>
+                <w:i w:val="0"/>
               </w:rPr>
               <w:t>Hardware</w:t>
             </w:r>
@@ -1405,6 +1737,7 @@
             <w:r>
               <w:rPr>
                 <w:b/>
+                <w:i w:val="0"/>
               </w:rPr>
               <w:t>Software/compiler</w:t>
             </w:r>
@@ -1419,6 +1752,10 @@
           <w:p>
             <w:r/>
             <w:r>
+              <w:rPr>
+                <w:b w:val="0"/>
+                <w:i w:val="0"/>
+              </w:rPr>
               <w:t>Pipelining</w:t>
             </w:r>
           </w:p>
@@ -1430,6 +1767,10 @@
           <w:p>
             <w:r/>
             <w:r>
+              <w:rPr>
+                <w:b w:val="0"/>
+                <w:i w:val="0"/>
+              </w:rPr>
               <w:t>Harder</w:t>
             </w:r>
           </w:p>
@@ -1441,6 +1782,10 @@
           <w:p>
             <w:r/>
             <w:r>
+              <w:rPr>
+                <w:b w:val="0"/>
+                <w:i w:val="0"/>
+              </w:rPr>
               <w:t>Easier</w:t>
             </w:r>
           </w:p>
@@ -1454,6 +1799,10 @@
           <w:p>
             <w:r/>
             <w:r>
+              <w:rPr>
+                <w:b w:val="0"/>
+                <w:i w:val="0"/>
+              </w:rPr>
               <w:t>Power</w:t>
             </w:r>
           </w:p>
@@ -1465,6 +1814,10 @@
           <w:p>
             <w:r/>
             <w:r>
+              <w:rPr>
+                <w:b w:val="0"/>
+                <w:i w:val="0"/>
+              </w:rPr>
               <w:t>Higher</w:t>
             </w:r>
           </w:p>
@@ -1476,6 +1829,10 @@
           <w:p>
             <w:r/>
             <w:r>
+              <w:rPr>
+                <w:b w:val="0"/>
+                <w:i w:val="0"/>
+              </w:rPr>
               <w:t>Lower (battery devices)</w:t>
             </w:r>
           </w:p>
@@ -1489,6 +1846,10 @@
           <w:p>
             <w:r/>
             <w:r>
+              <w:rPr>
+                <w:b w:val="0"/>
+                <w:i w:val="0"/>
+              </w:rPr>
               <w:t>Use</w:t>
             </w:r>
           </w:p>
@@ -1500,6 +1861,10 @@
           <w:p>
             <w:r/>
             <w:r>
+              <w:rPr>
+                <w:b w:val="0"/>
+                <w:i w:val="0"/>
+              </w:rPr>
               <w:t>x86 desktops</w:t>
             </w:r>
           </w:p>
@@ -1511,6 +1876,10 @@
           <w:p>
             <w:r/>
             <w:r>
+              <w:rPr>
+                <w:b w:val="0"/>
+                <w:i w:val="0"/>
+              </w:rPr>
               <w:t>ARM mobile/embedded</w:t>
             </w:r>
           </w:p>
@@ -1523,6 +1892,10 @@
         <w:pStyle w:val="Heading2"/>
       </w:pPr>
       <w:r>
+        <w:rPr>
+          <w:b w:val="0"/>
+          <w:i w:val="0"/>
+        </w:rPr>
         <w:t>GPUs &amp; parallel processing</w:t>
       </w:r>
     </w:p>
@@ -1533,19 +1906,29 @@
       <w:r>
         <w:rPr>
           <w:b/>
+          <w:i w:val="0"/>
         </w:rPr>
         <w:t>GPU</w:t>
       </w:r>
       <w:r>
+        <w:rPr>
+          <w:b w:val="0"/>
+          <w:i w:val="0"/>
+        </w:rPr>
         <w:t xml:space="preserve"> — thousands of small cores; same operation on large data blocks </w:t>
       </w:r>
       <w:r>
         <w:rPr>
           <w:b/>
+          <w:i w:val="0"/>
         </w:rPr>
         <w:t>in parallel</w:t>
       </w:r>
       <w:r>
+        <w:rPr>
+          <w:b w:val="0"/>
+          <w:i w:val="0"/>
+        </w:rPr>
         <w:t xml:space="preserve"> (data parallelism).</w:t>
       </w:r>
     </w:p>
@@ -1556,10 +1939,15 @@
       <w:r>
         <w:rPr>
           <w:b/>
+          <w:i w:val="0"/>
         </w:rPr>
         <w:t>Graphics:</w:t>
       </w:r>
       <w:r>
+        <w:rPr>
+          <w:b w:val="0"/>
+          <w:i w:val="0"/>
+        </w:rPr>
         <w:t xml:space="preserve"> render/shade pixels &amp; vertices of 3D scenes simultaneously.</w:t>
       </w:r>
     </w:p>
@@ -1570,10 +1958,15 @@
       <w:r>
         <w:rPr>
           <w:b/>
+          <w:i w:val="0"/>
         </w:rPr>
         <w:t>GPGPU (non-graphics):</w:t>
       </w:r>
       <w:r>
+        <w:rPr>
+          <w:b w:val="0"/>
+          <w:i w:val="0"/>
+        </w:rPr>
         <w:t xml:space="preserve"> ML / neural-network training, scientific simulation, image/video processing, crypto mining/hashing.</w:t>
       </w:r>
     </w:p>
@@ -1582,6 +1975,10 @@
         <w:pStyle w:val="ListBullet"/>
       </w:pPr>
       <w:r>
+        <w:rPr>
+          <w:b w:val="0"/>
+          <w:i w:val="0"/>
+        </w:rPr>
         <w:t>Poor at sequential, branch-heavy, dependency-laden work (that suits CPU).</w:t>
       </w:r>
     </w:p>
@@ -1592,10 +1989,15 @@
       <w:r>
         <w:rPr>
           <w:b/>
+          <w:i w:val="0"/>
         </w:rPr>
         <w:t>Multicore:</w:t>
       </w:r>
       <w:r>
+        <w:rPr>
+          <w:b w:val="0"/>
+          <w:i w:val="0"/>
+        </w:rPr>
         <w:t xml:space="preserve"> several cores on one chip, independent simultaneous processing.</w:t>
       </w:r>
     </w:p>
@@ -1606,10 +2008,15 @@
       <w:r>
         <w:rPr>
           <w:b/>
+          <w:i w:val="0"/>
         </w:rPr>
         <w:t>Parallel processing:</w:t>
       </w:r>
       <w:r>
+        <w:rPr>
+          <w:b w:val="0"/>
+          <w:i w:val="0"/>
+        </w:rPr>
         <w:t xml:space="preserve"> multiple computations at once; split task across cores → faster.</w:t>
       </w:r>
     </w:p>
@@ -1620,19 +2027,29 @@
       <w:r>
         <w:rPr>
           <w:b/>
+          <w:i w:val="0"/>
         </w:rPr>
         <w:t>Won't parallelise well when:</w:t>
       </w:r>
       <w:r>
+        <w:rPr>
+          <w:b w:val="0"/>
+          <w:i w:val="0"/>
+        </w:rPr>
         <w:t xml:space="preserve"> data dependency (step needs prior result) / coordination overhead / inherently sequential algorithm. Limited by the </w:t>
       </w:r>
       <w:r>
         <w:rPr>
           <w:b/>
+          <w:i w:val="0"/>
         </w:rPr>
         <w:t>serial fraction</w:t>
       </w:r>
       <w:r>
+        <w:rPr>
+          <w:b w:val="0"/>
+          <w:i w:val="0"/>
+        </w:rPr>
         <w:t xml:space="preserve"> that must run sequentially.</w:t>
       </w:r>
     </w:p>
@@ -1648,6 +2065,10 @@
         <w:pStyle w:val="Heading2"/>
       </w:pPr>
       <w:r>
+        <w:rPr>
+          <w:b w:val="0"/>
+          <w:i w:val="0"/>
+        </w:rPr>
         <w:t>Input / output / storage device selection</w:t>
       </w:r>
     </w:p>
@@ -1656,15 +2077,24 @@
         <w:pStyle w:val="ListBullet"/>
       </w:pPr>
       <w:r>
+        <w:rPr>
+          <w:b w:val="0"/>
+          <w:i w:val="0"/>
+        </w:rPr>
         <w:t xml:space="preserve">No single "right" device — </w:t>
       </w:r>
       <w:r>
         <w:rPr>
           <w:b/>
+          <w:i w:val="0"/>
         </w:rPr>
         <w:t>justify against the scenario</w:t>
       </w:r>
       <w:r>
+        <w:rPr>
+          <w:b w:val="0"/>
+          <w:i w:val="0"/>
+        </w:rPr>
         <w:t>: environment, user/accessibility, accuracy, speed, cost, durability.</w:t>
       </w:r>
     </w:p>
@@ -1675,10 +2105,15 @@
       <w:r>
         <w:rPr>
           <w:b/>
+          <w:i w:val="0"/>
         </w:rPr>
         <w:t>Input:</w:t>
       </w:r>
       <w:r>
+        <w:rPr>
+          <w:b w:val="0"/>
+          <w:i w:val="0"/>
+        </w:rPr>
         <w:t xml:space="preserve"> optical mouse, keyboard, capacitive touchscreen, barcode scanner, microphone, sensor.</w:t>
       </w:r>
     </w:p>
@@ -1689,10 +2124,15 @@
       <w:r>
         <w:rPr>
           <w:b/>
+          <w:i w:val="0"/>
         </w:rPr>
         <w:t>Output:</w:t>
       </w:r>
       <w:r>
+        <w:rPr>
+          <w:b w:val="0"/>
+          <w:i w:val="0"/>
+        </w:rPr>
         <w:t xml:space="preserve"> monitor (LCD/LED), laser printer (fast/high-volume/sharp), inkjet (cheap colour/photos/low volume), 3D printer (layer-by-layer), speakers, actuator.</w:t>
       </w:r>
     </w:p>
@@ -1702,6 +2142,7 @@
       </w:pPr>
       <w:r>
         <w:rPr>
+          <w:b w:val="0"/>
           <w:i/>
         </w:rPr>
         <w:t>Tie each characteristic to a stated requirement (e.g. laser for high-volume office; inkjet for occasional home photos).</w:t>
@@ -1712,12 +2153,17 @@
         <w:pStyle w:val="Heading2"/>
       </w:pPr>
       <w:r>
+        <w:rPr>
+          <w:b w:val="0"/>
+          <w:i w:val="0"/>
+        </w:rPr>
         <w:t>Storage: magnetic / flash / optical</w:t>
       </w:r>
     </w:p>
     <w:p>
       <w:r>
         <w:rPr>
+          <w:b w:val="0"/>
           <w:i/>
         </w:rPr>
         <w:t>Secondary storage = non-volatile (retains data without power).</w:t>
@@ -1750,6 +2196,7 @@
             <w:r>
               <w:rPr>
                 <w:b/>
+                <w:i w:val="0"/>
               </w:rPr>
               <w:t>Type</w:t>
             </w:r>
@@ -1769,6 +2216,7 @@
             <w:r>
               <w:rPr>
                 <w:b/>
+                <w:i w:val="0"/>
               </w:rPr>
               <w:t>How it works</w:t>
             </w:r>
@@ -1788,6 +2236,7 @@
             <w:r>
               <w:rPr>
                 <w:b/>
+                <w:i w:val="0"/>
               </w:rPr>
               <w:t>Pros</w:t>
             </w:r>
@@ -1807,6 +2256,7 @@
             <w:r>
               <w:rPr>
                 <w:b/>
+                <w:i w:val="0"/>
               </w:rPr>
               <w:t>Cons</w:t>
             </w:r>
@@ -1823,10 +2273,15 @@
             <w:r>
               <w:rPr>
                 <w:b/>
+                <w:i w:val="0"/>
               </w:rPr>
               <w:t>Magnetic</w:t>
             </w:r>
             <w:r>
+              <w:rPr>
+                <w:b w:val="0"/>
+                <w:i w:val="0"/>
+              </w:rPr>
               <w:t xml:space="preserve"> (HDD, tape)</w:t>
             </w:r>
           </w:p>
@@ -1838,6 +2293,10 @@
           <w:p>
             <w:r/>
             <w:r>
+              <w:rPr>
+                <w:b w:val="0"/>
+                <w:i w:val="0"/>
+              </w:rPr>
               <w:t>Magnetised patterns/polarity on spinning platter/tape; R/W head</w:t>
             </w:r>
           </w:p>
@@ -1849,6 +2308,10 @@
           <w:p>
             <w:r/>
             <w:r>
+              <w:rPr>
+                <w:b w:val="0"/>
+                <w:i w:val="0"/>
+              </w:rPr>
               <w:t>Huge capacity, low £/GB</w:t>
             </w:r>
           </w:p>
@@ -1860,6 +2323,10 @@
           <w:p>
             <w:r/>
             <w:r>
+              <w:rPr>
+                <w:b w:val="0"/>
+                <w:i w:val="0"/>
+              </w:rPr>
               <w:t>Slow (moving parts), fragile, power/noise</w:t>
             </w:r>
           </w:p>
@@ -1875,10 +2342,15 @@
             <w:r>
               <w:rPr>
                 <w:b/>
+                <w:i w:val="0"/>
               </w:rPr>
               <w:t>Flash/SSD</w:t>
             </w:r>
             <w:r>
+              <w:rPr>
+                <w:b w:val="0"/>
+                <w:i w:val="0"/>
+              </w:rPr>
               <w:t xml:space="preserve"> (SSD, USB, SD)</w:t>
             </w:r>
           </w:p>
@@ -1890,11 +2362,16 @@
           <w:p>
             <w:r/>
             <w:r>
+              <w:rPr>
+                <w:b w:val="0"/>
+                <w:i w:val="0"/>
+              </w:rPr>
               <w:t xml:space="preserve">EEPROM; traps electrons in cells; </w:t>
             </w:r>
             <w:r>
               <w:rPr>
                 <w:b/>
+                <w:i w:val="0"/>
               </w:rPr>
               <w:t>no moving parts</w:t>
             </w:r>
@@ -1907,6 +2384,10 @@
           <w:p>
             <w:r/>
             <w:r>
+              <w:rPr>
+                <w:b w:val="0"/>
+                <w:i w:val="0"/>
+              </w:rPr>
               <w:t>Fast, silent, low power, durable, portable</w:t>
             </w:r>
           </w:p>
@@ -1918,6 +2399,10 @@
           <w:p>
             <w:r/>
             <w:r>
+              <w:rPr>
+                <w:b w:val="0"/>
+                <w:i w:val="0"/>
+              </w:rPr>
               <w:t>Costlier/GB, finite write cycles</w:t>
             </w:r>
           </w:p>
@@ -1933,10 +2418,15 @@
             <w:r>
               <w:rPr>
                 <w:b/>
+                <w:i w:val="0"/>
               </w:rPr>
               <w:t>Optical</w:t>
             </w:r>
             <w:r>
+              <w:rPr>
+                <w:b w:val="0"/>
+                <w:i w:val="0"/>
+              </w:rPr>
               <w:t xml:space="preserve"> (CD/DVD/Blu-ray)</w:t>
             </w:r>
           </w:p>
@@ -1948,15 +2438,24 @@
           <w:p>
             <w:r/>
             <w:r>
+              <w:rPr>
+                <w:b w:val="0"/>
+                <w:i w:val="0"/>
+              </w:rPr>
               <w:t xml:space="preserve">Laser detects </w:t>
             </w:r>
             <w:r>
               <w:rPr>
                 <w:b/>
+                <w:i w:val="0"/>
               </w:rPr>
               <w:t>pits &amp; lands</w:t>
             </w:r>
             <w:r>
+              <w:rPr>
+                <w:b w:val="0"/>
+                <w:i w:val="0"/>
+              </w:rPr>
               <w:t xml:space="preserve"> (reflected light)</w:t>
             </w:r>
           </w:p>
@@ -1968,6 +2467,10 @@
           <w:p>
             <w:r/>
             <w:r>
+              <w:rPr>
+                <w:b w:val="0"/>
+                <w:i w:val="0"/>
+              </w:rPr>
               <w:t>Very cheap, portable, long shelf life</w:t>
             </w:r>
           </w:p>
@@ -1979,6 +2482,10 @@
           <w:p>
             <w:r/>
             <w:r>
+              <w:rPr>
+                <w:b w:val="0"/>
+                <w:i w:val="0"/>
+              </w:rPr>
               <w:t>Low capacity, slow, scratches, drives rare</w:t>
             </w:r>
           </w:p>
@@ -1989,6 +2496,7 @@
     <w:p>
       <w:r>
         <w:rPr>
+          <w:b w:val="0"/>
           <w:i/>
         </w:rPr>
         <w:t>Tape = serial access (great cheap archive, bad random). HDD/SSD = direct/random access. Flash uses wear levelling.</w:t>
@@ -1999,6 +2507,10 @@
         <w:pStyle w:val="Heading2"/>
       </w:pPr>
       <w:r>
+        <w:rPr>
+          <w:b w:val="0"/>
+          <w:i w:val="0"/>
+        </w:rPr>
         <w:t>RAM vs ROM</w:t>
       </w:r>
     </w:p>
@@ -2041,6 +2553,7 @@
             <w:r>
               <w:rPr>
                 <w:b/>
+                <w:i w:val="0"/>
               </w:rPr>
               <w:t>RAM</w:t>
             </w:r>
@@ -2060,6 +2573,7 @@
             <w:r>
               <w:rPr>
                 <w:b/>
+                <w:i w:val="0"/>
               </w:rPr>
               <w:t>ROM</w:t>
             </w:r>
@@ -2074,6 +2588,10 @@
           <w:p>
             <w:r/>
             <w:r>
+              <w:rPr>
+                <w:b w:val="0"/>
+                <w:i w:val="0"/>
+              </w:rPr>
               <w:t>Volatility</w:t>
             </w:r>
           </w:p>
@@ -2087,10 +2605,15 @@
             <w:r>
               <w:rPr>
                 <w:b/>
+                <w:i w:val="0"/>
               </w:rPr>
               <w:t>Volatile</w:t>
             </w:r>
             <w:r>
+              <w:rPr>
+                <w:b w:val="0"/>
+                <w:i w:val="0"/>
+              </w:rPr>
               <w:t xml:space="preserve"> (lost on power off)</w:t>
             </w:r>
           </w:p>
@@ -2104,6 +2627,7 @@
             <w:r>
               <w:rPr>
                 <w:b/>
+                <w:i w:val="0"/>
               </w:rPr>
               <w:t>Non-volatile</w:t>
             </w:r>
@@ -2118,6 +2642,10 @@
           <w:p>
             <w:r/>
             <w:r>
+              <w:rPr>
+                <w:b w:val="0"/>
+                <w:i w:val="0"/>
+              </w:rPr>
               <w:t>R/W</w:t>
             </w:r>
           </w:p>
@@ -2129,15 +2657,24 @@
           <w:p>
             <w:r/>
             <w:r>
+              <w:rPr>
+                <w:b w:val="0"/>
+                <w:i w:val="0"/>
+              </w:rPr>
               <w:t xml:space="preserve">Read </w:t>
             </w:r>
             <w:r>
               <w:rPr>
                 <w:b/>
+                <w:i w:val="0"/>
               </w:rPr>
               <w:t>and</w:t>
             </w:r>
             <w:r>
+              <w:rPr>
+                <w:b w:val="0"/>
+                <w:i w:val="0"/>
+              </w:rPr>
               <w:t xml:space="preserve"> write</w:t>
             </w:r>
           </w:p>
@@ -2149,6 +2686,10 @@
           <w:p>
             <w:r/>
             <w:r>
+              <w:rPr>
+                <w:b w:val="0"/>
+                <w:i w:val="0"/>
+              </w:rPr>
               <w:t>Normally read only</w:t>
             </w:r>
           </w:p>
@@ -2162,6 +2703,10 @@
           <w:p>
             <w:r/>
             <w:r>
+              <w:rPr>
+                <w:b w:val="0"/>
+                <w:i w:val="0"/>
+              </w:rPr>
               <w:t>Contents</w:t>
             </w:r>
           </w:p>
@@ -2173,6 +2718,10 @@
           <w:p>
             <w:r/>
             <w:r>
+              <w:rPr>
+                <w:b w:val="0"/>
+                <w:i w:val="0"/>
+              </w:rPr>
               <w:t>Running programs/data</w:t>
             </w:r>
           </w:p>
@@ -2184,6 +2733,10 @@
           <w:p>
             <w:r/>
             <w:r>
+              <w:rPr>
+                <w:b w:val="0"/>
+                <w:i w:val="0"/>
+              </w:rPr>
               <w:t>Bootstrap/BIOS firmware</w:t>
             </w:r>
           </w:p>
@@ -2196,6 +2749,10 @@
         <w:pStyle w:val="Heading2"/>
       </w:pPr>
       <w:r>
+        <w:rPr>
+          <w:b w:val="0"/>
+          <w:i w:val="0"/>
+        </w:rPr>
         <w:t>Virtual storage</w:t>
       </w:r>
     </w:p>
@@ -2206,10 +2763,15 @@
       <w:r>
         <w:rPr>
           <w:b/>
+          <w:i w:val="0"/>
         </w:rPr>
         <w:t>Virtual memory:</w:t>
       </w:r>
       <w:r>
+        <w:rPr>
+          <w:b w:val="0"/>
+          <w:i w:val="0"/>
+        </w:rPr>
         <w:t xml:space="preserve"> when RAM full, OS uses secondary storage (swap/paging file) as extra RAM; pages moved out/in as needed.</w:t>
       </w:r>
     </w:p>
@@ -2220,28 +2782,43 @@
       <w:r>
         <w:rPr>
           <w:b/>
+          <w:i w:val="0"/>
         </w:rPr>
         <w:t>Pro:</w:t>
       </w:r>
       <w:r>
+        <w:rPr>
+          <w:b w:val="0"/>
+          <w:i w:val="0"/>
+        </w:rPr>
         <w:t xml:space="preserve"> run more/larger programs than physical RAM allows. </w:t>
       </w:r>
       <w:r>
         <w:rPr>
           <w:b/>
+          <w:i w:val="0"/>
         </w:rPr>
         <w:t>Con:</w:t>
       </w:r>
       <w:r>
+        <w:rPr>
+          <w:b w:val="0"/>
+          <w:i w:val="0"/>
+        </w:rPr>
         <w:t xml:space="preserve"> disk ≪ RAM speed → excess paging = "</w:t>
       </w:r>
       <w:r>
         <w:rPr>
           <w:b/>
+          <w:i w:val="0"/>
         </w:rPr>
         <w:t>disk thrashing</w:t>
       </w:r>
       <w:r>
+        <w:rPr>
+          <w:b w:val="0"/>
+          <w:i w:val="0"/>
+        </w:rPr>
         <w:t>".</w:t>
       </w:r>
     </w:p>
@@ -2252,14 +2829,20 @@
       <w:r>
         <w:rPr>
           <w:b/>
+          <w:i w:val="0"/>
         </w:rPr>
         <w:t>Virtual/cloud storage:</w:t>
       </w:r>
       <w:r>
+        <w:rPr>
+          <w:b w:val="0"/>
+          <w:i w:val="0"/>
+        </w:rPr>
         <w:t xml:space="preserve"> remote servers over network — access anywhere, scalable, off-site backup; needs internet, ongoing cost, security concerns. </w:t>
       </w:r>
       <w:r>
         <w:rPr>
+          <w:b w:val="0"/>
           <w:i/>
         </w:rPr>
         <w:t>Read question: which "virtual" is meant.</w:t>
@@ -2277,6 +2860,10 @@
         <w:pStyle w:val="Heading2"/>
       </w:pPr>
       <w:r>
+        <w:rPr>
+          <w:b w:val="0"/>
+          <w:i w:val="0"/>
+        </w:rPr>
         <w:t>Must-know definitions</w:t>
       </w:r>
     </w:p>
@@ -2305,6 +2892,7 @@
             <w:r>
               <w:rPr>
                 <w:b/>
+                <w:i w:val="0"/>
               </w:rPr>
               <w:t>Term</w:t>
             </w:r>
@@ -2324,6 +2912,7 @@
             <w:r>
               <w:rPr>
                 <w:b/>
+                <w:i w:val="0"/>
               </w:rPr>
               <w:t>Definition</w:t>
             </w:r>
@@ -2338,6 +2927,10 @@
           <w:p>
             <w:r/>
             <w:r>
+              <w:rPr>
+                <w:b w:val="0"/>
+                <w:i w:val="0"/>
+              </w:rPr>
               <w:t>Register</w:t>
             </w:r>
           </w:p>
@@ -2349,6 +2942,10 @@
           <w:p>
             <w:r/>
             <w:r>
+              <w:rPr>
+                <w:b w:val="0"/>
+                <w:i w:val="0"/>
+              </w:rPr>
               <w:t>Small, very fast store inside the CPU holding data during processing</w:t>
             </w:r>
           </w:p>
@@ -2362,6 +2959,10 @@
           <w:p>
             <w:r/>
             <w:r>
+              <w:rPr>
+                <w:b w:val="0"/>
+                <w:i w:val="0"/>
+              </w:rPr>
               <w:t>Cache</w:t>
             </w:r>
           </w:p>
@@ -2373,6 +2974,10 @@
           <w:p>
             <w:r/>
             <w:r>
+              <w:rPr>
+                <w:b w:val="0"/>
+                <w:i w:val="0"/>
+              </w:rPr>
               <w:t>Small fast memory on/near CPU holding frequently used data/instructions</w:t>
             </w:r>
           </w:p>
@@ -2386,6 +2991,10 @@
           <w:p>
             <w:r/>
             <w:r>
+              <w:rPr>
+                <w:b w:val="0"/>
+                <w:i w:val="0"/>
+              </w:rPr>
               <w:t>Pipelining</w:t>
             </w:r>
           </w:p>
@@ -2397,6 +3006,10 @@
           <w:p>
             <w:r/>
             <w:r>
+              <w:rPr>
+                <w:b w:val="0"/>
+                <w:i w:val="0"/>
+              </w:rPr>
               <w:t>Overlapping fetch/decode/execute of consecutive instructions for throughput</w:t>
             </w:r>
           </w:p>
@@ -2410,6 +3023,10 @@
           <w:p>
             <w:r/>
             <w:r>
+              <w:rPr>
+                <w:b w:val="0"/>
+                <w:i w:val="0"/>
+              </w:rPr>
               <w:t>Core</w:t>
             </w:r>
           </w:p>
@@ -2421,6 +3038,10 @@
           <w:p>
             <w:r/>
             <w:r>
+              <w:rPr>
+                <w:b w:val="0"/>
+                <w:i w:val="0"/>
+              </w:rPr>
               <w:t>Independent processing unit able to run its own FDE cycle</w:t>
             </w:r>
           </w:p>
@@ -2434,6 +3055,10 @@
           <w:p>
             <w:r/>
             <w:r>
+              <w:rPr>
+                <w:b w:val="0"/>
+                <w:i w:val="0"/>
+              </w:rPr>
               <w:t>Parallel processing</w:t>
             </w:r>
           </w:p>
@@ -2445,6 +3070,10 @@
           <w:p>
             <w:r/>
             <w:r>
+              <w:rPr>
+                <w:b w:val="0"/>
+                <w:i w:val="0"/>
+              </w:rPr>
               <w:t>Carrying out multiple computations simultaneously across cores</w:t>
             </w:r>
           </w:p>
@@ -2458,6 +3087,10 @@
           <w:p>
             <w:r/>
             <w:r>
+              <w:rPr>
+                <w:b w:val="0"/>
+                <w:i w:val="0"/>
+              </w:rPr>
               <w:t>Volatile</w:t>
             </w:r>
           </w:p>
@@ -2469,6 +3102,10 @@
           <w:p>
             <w:r/>
             <w:r>
+              <w:rPr>
+                <w:b w:val="0"/>
+                <w:i w:val="0"/>
+              </w:rPr>
               <w:t>Loses contents when power removed (e.g. RAM)</w:t>
             </w:r>
           </w:p>
@@ -2482,6 +3119,10 @@
           <w:p>
             <w:r/>
             <w:r>
+              <w:rPr>
+                <w:b w:val="0"/>
+                <w:i w:val="0"/>
+              </w:rPr>
               <w:t>Virtual memory</w:t>
             </w:r>
           </w:p>
@@ -2493,6 +3134,10 @@
           <w:p>
             <w:r/>
             <w:r>
+              <w:rPr>
+                <w:b w:val="0"/>
+                <w:i w:val="0"/>
+              </w:rPr>
               <w:t>Use of secondary storage as extra RAM when physical RAM is full</w:t>
             </w:r>
           </w:p>
@@ -2506,6 +3151,10 @@
           <w:p>
             <w:r/>
             <w:r>
+              <w:rPr>
+                <w:b w:val="0"/>
+                <w:i w:val="0"/>
+              </w:rPr>
               <w:t>GPU</w:t>
             </w:r>
           </w:p>
@@ -2517,6 +3166,10 @@
           <w:p>
             <w:r/>
             <w:r>
+              <w:rPr>
+                <w:b w:val="0"/>
+                <w:i w:val="0"/>
+              </w:rPr>
               <w:t>Many-core processor for the same operation on large data sets in parallel</w:t>
             </w:r>
           </w:p>
@@ -2536,6 +3189,10 @@
         <w:pStyle w:val="Heading2"/>
       </w:pPr>
       <w:r>
+        <w:rPr>
+          <w:b w:val="0"/>
+          <w:i w:val="0"/>
+        </w:rPr>
         <w:t>Top exam reminders</w:t>
       </w:r>
     </w:p>
@@ -2546,10 +3203,15 @@
       <w:r>
         <w:rPr>
           <w:b/>
+          <w:i w:val="0"/>
         </w:rPr>
         <w:t>MAR = address, MDR = data</w:t>
       </w:r>
       <w:r>
+        <w:rPr>
+          <w:b w:val="0"/>
+          <w:i w:val="0"/>
+        </w:rPr>
         <w:t xml:space="preserve"> — never swap them.</w:t>
       </w:r>
     </w:p>
@@ -2558,24 +3220,38 @@
         <w:pStyle w:val="ListBullet"/>
       </w:pPr>
       <w:r>
+        <w:rPr>
+          <w:b w:val="0"/>
+          <w:i w:val="0"/>
+        </w:rPr>
         <w:t xml:space="preserve">In the fetch trace, </w:t>
       </w:r>
       <w:r>
         <w:rPr>
           <w:b/>
+          <w:i w:val="0"/>
         </w:rPr>
         <w:t>increment the PC</w:t>
       </w:r>
       <w:r>
+        <w:rPr>
+          <w:b w:val="0"/>
+          <w:i w:val="0"/>
+        </w:rPr>
         <w:t xml:space="preserve"> AND </w:t>
       </w:r>
       <w:r>
         <w:rPr>
           <w:b/>
+          <w:i w:val="0"/>
         </w:rPr>
         <w:t>copy MDR → CIR</w:t>
       </w:r>
       <w:r>
+        <w:rPr>
+          <w:b w:val="0"/>
+          <w:i w:val="0"/>
+        </w:rPr>
         <w:t xml:space="preserve"> (both often missed).</w:t>
       </w:r>
     </w:p>
@@ -2586,10 +3262,15 @@
       <w:r>
         <w:rPr>
           <w:b/>
+          <w:i w:val="0"/>
         </w:rPr>
         <w:t>Address bus = unidirectional</w:t>
       </w:r>
       <w:r>
+        <w:rPr>
+          <w:b w:val="0"/>
+          <w:i w:val="0"/>
+        </w:rPr>
         <w:t>; data &amp; control buses = bidirectional.</w:t>
       </w:r>
     </w:p>
@@ -2598,15 +3279,24 @@
         <w:pStyle w:val="ListBullet"/>
       </w:pPr>
       <w:r>
+        <w:rPr>
+          <w:b w:val="0"/>
+          <w:i w:val="0"/>
+        </w:rPr>
         <w:t xml:space="preserve">"More cores = faster" </w:t>
       </w:r>
       <w:r>
         <w:rPr>
           <w:b/>
+          <w:i w:val="0"/>
         </w:rPr>
         <w:t>only if task parallelises and software supports it</w:t>
       </w:r>
       <w:r>
+        <w:rPr>
+          <w:b w:val="0"/>
+          <w:i w:val="0"/>
+        </w:rPr>
         <w:t xml:space="preserve"> — always add the caveat.</w:t>
       </w:r>
     </w:p>
@@ -2617,19 +3307,29 @@
       <w:r>
         <w:rPr>
           <w:b/>
+          <w:i w:val="0"/>
         </w:rPr>
         <w:t>Cache is separate fast memory on/near the CPU, not part of RAM.</w:t>
       </w:r>
       <w:r>
+        <w:rPr>
+          <w:b w:val="0"/>
+          <w:i w:val="0"/>
+        </w:rPr>
         <w:t xml:space="preserve"> Flash/SSD is </w:t>
       </w:r>
       <w:r>
         <w:rPr>
           <w:b/>
+          <w:i w:val="0"/>
         </w:rPr>
         <w:t>non-volatile</w:t>
       </w:r>
       <w:r>
+        <w:rPr>
+          <w:b w:val="0"/>
+          <w:i w:val="0"/>
+        </w:rPr>
         <w:t xml:space="preserve"> (unlike RAM).</w:t>
       </w:r>
     </w:p>
@@ -2638,24 +3338,38 @@
         <w:pStyle w:val="ListBullet"/>
       </w:pPr>
       <w:r>
+        <w:rPr>
+          <w:b w:val="0"/>
+          <w:i w:val="0"/>
+        </w:rPr>
         <w:t xml:space="preserve">For "choose a device/storage" questions, </w:t>
       </w:r>
       <w:r>
         <w:rPr>
           <w:b/>
+          <w:i w:val="0"/>
         </w:rPr>
         <w:t>link each characteristic to the scenario</w:t>
       </w:r>
       <w:r>
+        <w:rPr>
+          <w:b w:val="0"/>
+          <w:i w:val="0"/>
+        </w:rPr>
         <w:t xml:space="preserve"> and actually </w:t>
       </w:r>
       <w:r>
         <w:rPr>
           <w:b/>
+          <w:i w:val="0"/>
         </w:rPr>
         <w:t>compare</w:t>
       </w:r>
       <w:r>
+        <w:rPr>
+          <w:b w:val="0"/>
+          <w:i w:val="0"/>
+        </w:rPr>
         <w:t xml:space="preserve"> ("whereas") — generic pros/cons caps marks at AO1.</w:t>
       </w:r>
     </w:p>
